--- a/Agniveer_12_Week_Morning_Routine.docx
+++ b/Agniveer_12_Week_Morning_Routine.docx
@@ -9,6 +9,8 @@
       <w:r>
         <w:t>Agniveer Morning Training Routine (Repeat Weekly)</w:t>
       </w:r>
+      <w:bookmarkStart w:id="0" w:name="_GoBack"/>
+      <w:bookmarkEnd w:id="0"/>
     </w:p>
     <w:p>
       <w:r>
@@ -25,13 +27,31 @@
     </w:p>
     <w:p>
       <w:r>
-        <w:t>1.6 km fast run, 4×200 m sprints, Pull-ups 5 sets (max reps), Push-ups 4×</w:t>
+        <w:t>1.6 km fast , 1×200 m sprints, Pull-ups 3</w:t>
+      </w:r>
+      <w:r>
+        <w:t xml:space="preserve"> sets (</w:t>
+      </w:r>
+      <w:r>
+        <w:t>2 reps), Push-ups 2</w:t>
+      </w:r>
+      <w:r>
+        <w:t>×</w:t>
       </w:r>
       <w:r>
         <w:t>12</w:t>
       </w:r>
       <w:r>
-        <w:t>, Plank 3×45 sec.</w:t>
+        <w:t>, Plank 1</w:t>
+      </w:r>
+      <w:r>
+        <w:t xml:space="preserve"> </w:t>
+      </w:r>
+      <w:r>
+        <w:t>(Max hold)</w:t>
+      </w:r>
+      <w:r>
+        <w:t>.</w:t>
       </w:r>
     </w:p>
     <w:p>
@@ -44,7 +64,10 @@
     </w:p>
     <w:p>
       <w:r>
-        <w:t>3–4 km easy run, Squats 4×20, Lunges 3×</w:t>
+        <w:t>3–4 km easy run, Squats 2×25, Lunges 2</w:t>
+      </w:r>
+      <w:r>
+        <w:t>×</w:t>
       </w:r>
       <w:r>
         <w:t>30 both</w:t>
@@ -56,7 +79,19 @@
         <w:t>s</w:t>
       </w:r>
       <w:r>
-        <w:t>, Calf Raises 3×25, Leg Raises 3×15.</w:t>
+        <w:t>, Calf Raises 2</w:t>
+      </w:r>
+      <w:r>
+        <w:t xml:space="preserve">×25, </w:t>
+      </w:r>
+      <w:r>
+        <w:t>Reaches 2</w:t>
+      </w:r>
+      <w:r>
+        <w:t>×</w:t>
+      </w:r>
+      <w:r>
+        <w:t>25.</w:t>
       </w:r>
     </w:p>
     <w:p>
@@ -69,13 +104,31 @@
     </w:p>
     <w:p>
       <w:r>
-        <w:t xml:space="preserve">400 m fast + </w:t>
+        <w:t>3</w:t>
       </w:r>
       <w:r>
-        <w:t>200 m walk ×5, Pull-ups 4 sets</w:t>
+        <w:t xml:space="preserve">00 m fast + </w:t>
       </w:r>
       <w:r>
-        <w:t>, Dead Hangs 3×30 sec, Plank 3×1 min.</w:t>
+        <w:t>100 m walk ×3, Pull-ups 3</w:t>
+      </w:r>
+      <w:r>
+        <w:t xml:space="preserve"> sets</w:t>
+      </w:r>
+      <w:r>
+        <w:t xml:space="preserve"> (2 reps), Dead Hangs 2</w:t>
+      </w:r>
+      <w:r>
+        <w:t xml:space="preserve"> </w:t>
+      </w:r>
+      <w:r>
+        <w:t>(Max hold)</w:t>
+      </w:r>
+      <w:r>
+        <w:t xml:space="preserve">, Plank </w:t>
+      </w:r>
+      <w:r>
+        <w:t>2.</w:t>
       </w:r>
     </w:p>
     <w:p>
@@ -97,21 +150,22 @@
         <w:t xml:space="preserve"> (Butterfly, Toe touch)</w:t>
       </w:r>
       <w:r>
-        <w:t xml:space="preserve">, </w:t>
-      </w:r>
-      <w:proofErr w:type="gramStart"/>
-      <w:r>
-        <w:t>Dead</w:t>
-      </w:r>
-      <w:proofErr w:type="gramEnd"/>
-      <w:r>
-        <w:t xml:space="preserve"> Hang</w:t>
+        <w:t>, Dead Hang</w:t>
       </w:r>
       <w:r>
-        <w:t>s 3×30 sec, Scapular Pull-Ups 3×</w:t>
+        <w:t xml:space="preserve">s </w:t>
       </w:r>
       <w:r>
-        <w:t>12.</w:t>
+        <w:t>2 (Max hold), Scapular Pull-Ups 2</w:t>
+      </w:r>
+      <w:r>
+        <w:t>×</w:t>
+      </w:r>
+      <w:r>
+        <w:t>8</w:t>
+      </w:r>
+      <w:r>
+        <w:t>.</w:t>
       </w:r>
     </w:p>
     <w:p>
@@ -124,10 +178,25 @@
     </w:p>
     <w:p>
       <w:r>
-        <w:t>Timed 1.6 km run, 2×3</w:t>
+        <w:t>Timed 1.6 km run, 1</w:t>
       </w:r>
       <w:r>
-        <w:t>00 m sprints, Pull-up max test, Push-ups 3 sets.</w:t>
+        <w:t>×3</w:t>
+      </w:r>
+      <w:r>
+        <w:t>00 m sprin</w:t>
+      </w:r>
+      <w:r>
+        <w:t>ts, Pull-up max test, Push-ups 2</w:t>
+      </w:r>
+      <w:r>
+        <w:t>×</w:t>
+      </w:r>
+      <w:r>
+        <w:t>12</w:t>
+      </w:r>
+      <w:r>
+        <w:t>.</w:t>
       </w:r>
     </w:p>
     <w:p>
@@ -149,13 +218,25 @@
         <w:t xml:space="preserve"> rounds</w:t>
       </w:r>
       <w:r>
-        <w:t>: Pull-ups (max), Push-ups</w:t>
+        <w:t>: Pull-ups (</w:t>
       </w:r>
       <w:r>
-        <w:t xml:space="preserve"> 12</w:t>
+        <w:t>2 reps</w:t>
       </w:r>
       <w:r>
-        <w:t>, Squats 20, Burpees 15, Mountain Climbers 30 sec.</w:t>
+        <w:t>), Push-ups</w:t>
+      </w:r>
+      <w:r>
+        <w:t xml:space="preserve"> 8, Squats 15</w:t>
+      </w:r>
+      <w:r>
+        <w:t>, Bur</w:t>
+      </w:r>
+      <w:r>
+        <w:t>pees 8</w:t>
+      </w:r>
+      <w:r>
+        <w:t>, Mountain Climbers 30 sec.</w:t>
       </w:r>
     </w:p>
     <w:p>
@@ -168,15 +249,31 @@
     </w:p>
     <w:p>
       <w:r>
-        <w:t>1–2 km easy jog or walk, stretching, 2 easy sets of pull-ups.</w:t>
+        <w:t>1–2 km easy jog</w:t>
+      </w:r>
+      <w:r>
+        <w:t>, stretching</w:t>
+      </w:r>
+      <w:r>
+        <w:t xml:space="preserve"> (Butterfly, Toe touch), </w:t>
+      </w:r>
+      <w:r>
+        <w:t xml:space="preserve">2 </w:t>
+      </w:r>
+      <w:r>
+        <w:t>×</w:t>
+      </w:r>
+      <w:r>
+        <w:t xml:space="preserve">2 </w:t>
+      </w:r>
+      <w:r>
+        <w:t>of pull-ups.</w:t>
       </w:r>
     </w:p>
     <w:p>
       <w:pPr>
         <w:pStyle w:val="Heading1"/>
       </w:pPr>
-      <w:bookmarkStart w:id="0" w:name="_GoBack"/>
-      <w:bookmarkEnd w:id="0"/>
       <w:r>
         <w:t>Pictures whic</w:t>
       </w:r>
@@ -450,66 +547,6 @@
       </w:pPr>
       <w:r>
         <w:lastRenderedPageBreak/>
-        <w:t>Leg raises</w:t>
-      </w:r>
-    </w:p>
-    <w:p>
-      <w:pPr>
-        <w:jc w:val="center"/>
-      </w:pPr>
-      <w:r>
-        <w:rPr>
-          <w:noProof/>
-        </w:rPr>
-        <w:drawing>
-          <wp:inline distT="0" distB="0" distL="0" distR="0">
-            <wp:extent cx="2143125" cy="2143125"/>
-            <wp:effectExtent l="0" t="0" r="9525" b="9525"/>
-            <wp:docPr id="6" name="Picture 6"/>
-            <wp:cNvGraphicFramePr>
-              <a:graphicFrameLocks xmlns:a="http://schemas.openxmlformats.org/drawingml/2006/main" noChangeAspect="1"/>
-            </wp:cNvGraphicFramePr>
-            <a:graphic xmlns:a="http://schemas.openxmlformats.org/drawingml/2006/main">
-              <a:graphicData uri="http://schemas.openxmlformats.org/drawingml/2006/picture">
-                <pic:pic xmlns:pic="http://schemas.openxmlformats.org/drawingml/2006/picture">
-                  <pic:nvPicPr>
-                    <pic:cNvPr id="0" name="images (1).jpg"/>
-                    <pic:cNvPicPr/>
-                  </pic:nvPicPr>
-                  <pic:blipFill>
-                    <a:blip r:embed="rId11">
-                      <a:extLst>
-                        <a:ext uri="{28A0092B-C50C-407E-A947-70E740481C1C}">
-                          <a14:useLocalDpi xmlns:a14="http://schemas.microsoft.com/office/drawing/2010/main" val="0"/>
-                        </a:ext>
-                      </a:extLst>
-                    </a:blip>
-                    <a:stretch>
-                      <a:fillRect/>
-                    </a:stretch>
-                  </pic:blipFill>
-                  <pic:spPr>
-                    <a:xfrm>
-                      <a:off x="0" y="0"/>
-                      <a:ext cx="2143125" cy="2143125"/>
-                    </a:xfrm>
-                    <a:prstGeom prst="rect">
-                      <a:avLst/>
-                    </a:prstGeom>
-                  </pic:spPr>
-                </pic:pic>
-              </a:graphicData>
-            </a:graphic>
-          </wp:inline>
-        </w:drawing>
-      </w:r>
-    </w:p>
-    <w:p>
-      <w:pPr>
-        <w:pStyle w:val="Heading2"/>
-        <w:jc w:val="center"/>
-      </w:pPr>
-      <w:r>
         <w:t>Burpees</w:t>
       </w:r>
     </w:p>
@@ -537,7 +574,7 @@
                     <pic:cNvPicPr/>
                   </pic:nvPicPr>
                   <pic:blipFill>
-                    <a:blip r:embed="rId12">
+                    <a:blip r:embed="rId11">
                       <a:extLst>
                         <a:ext uri="{28A0092B-C50C-407E-A947-70E740481C1C}">
                           <a14:useLocalDpi xmlns:a14="http://schemas.microsoft.com/office/drawing/2010/main" val="0"/>
@@ -566,8 +603,123 @@
     </w:p>
     <w:p>
       <w:pPr>
+        <w:pStyle w:val="Heading2"/>
         <w:jc w:val="center"/>
       </w:pPr>
+      <w:r>
+        <w:t>Scapular pull ups</w:t>
+      </w:r>
+    </w:p>
+    <w:p>
+      <w:pPr>
+        <w:jc w:val="center"/>
+      </w:pPr>
+      <w:r>
+        <w:rPr>
+          <w:noProof/>
+        </w:rPr>
+        <w:drawing>
+          <wp:inline distT="0" distB="0" distL="0" distR="0" wp14:anchorId="353386D0" wp14:editId="14C7A372">
+            <wp:extent cx="2619375" cy="1743075"/>
+            <wp:effectExtent l="0" t="0" r="9525" b="9525"/>
+            <wp:docPr id="4" name="Picture 4"/>
+            <wp:cNvGraphicFramePr>
+              <a:graphicFrameLocks xmlns:a="http://schemas.openxmlformats.org/drawingml/2006/main" noChangeAspect="1"/>
+            </wp:cNvGraphicFramePr>
+            <a:graphic xmlns:a="http://schemas.openxmlformats.org/drawingml/2006/main">
+              <a:graphicData uri="http://schemas.openxmlformats.org/drawingml/2006/picture">
+                <pic:pic xmlns:pic="http://schemas.openxmlformats.org/drawingml/2006/picture">
+                  <pic:nvPicPr>
+                    <pic:cNvPr id="0" name="images.jpg"/>
+                    <pic:cNvPicPr/>
+                  </pic:nvPicPr>
+                  <pic:blipFill>
+                    <a:blip r:embed="rId12">
+                      <a:extLst>
+                        <a:ext uri="{28A0092B-C50C-407E-A947-70E740481C1C}">
+                          <a14:useLocalDpi xmlns:a14="http://schemas.microsoft.com/office/drawing/2010/main" val="0"/>
+                        </a:ext>
+                      </a:extLst>
+                    </a:blip>
+                    <a:stretch>
+                      <a:fillRect/>
+                    </a:stretch>
+                  </pic:blipFill>
+                  <pic:spPr>
+                    <a:xfrm>
+                      <a:off x="0" y="0"/>
+                      <a:ext cx="2619375" cy="1743075"/>
+                    </a:xfrm>
+                    <a:prstGeom prst="rect">
+                      <a:avLst/>
+                    </a:prstGeom>
+                  </pic:spPr>
+                </pic:pic>
+              </a:graphicData>
+            </a:graphic>
+          </wp:inline>
+        </w:drawing>
+      </w:r>
+    </w:p>
+    <w:p>
+      <w:pPr>
+        <w:pStyle w:val="Heading2"/>
+        <w:jc w:val="center"/>
+      </w:pPr>
+      <w:r>
+        <w:t>Mountain climber</w:t>
+      </w:r>
+    </w:p>
+    <w:p>
+      <w:pPr>
+        <w:jc w:val="center"/>
+      </w:pPr>
+      <w:r>
+        <w:rPr>
+          <w:noProof/>
+        </w:rPr>
+        <w:drawing>
+          <wp:inline distT="0" distB="0" distL="0" distR="0">
+            <wp:extent cx="2619375" cy="1743075"/>
+            <wp:effectExtent l="0" t="0" r="9525" b="9525"/>
+            <wp:docPr id="9" name="Picture 9"/>
+            <wp:cNvGraphicFramePr>
+              <a:graphicFrameLocks xmlns:a="http://schemas.openxmlformats.org/drawingml/2006/main" noChangeAspect="1"/>
+            </wp:cNvGraphicFramePr>
+            <a:graphic xmlns:a="http://schemas.openxmlformats.org/drawingml/2006/main">
+              <a:graphicData uri="http://schemas.openxmlformats.org/drawingml/2006/picture">
+                <pic:pic xmlns:pic="http://schemas.openxmlformats.org/drawingml/2006/picture">
+                  <pic:nvPicPr>
+                    <pic:cNvPr id="0" name="images (1).jpg"/>
+                    <pic:cNvPicPr/>
+                  </pic:nvPicPr>
+                  <pic:blipFill>
+                    <a:blip r:embed="rId13">
+                      <a:extLst>
+                        <a:ext uri="{28A0092B-C50C-407E-A947-70E740481C1C}">
+                          <a14:useLocalDpi xmlns:a14="http://schemas.microsoft.com/office/drawing/2010/main" val="0"/>
+                        </a:ext>
+                      </a:extLst>
+                    </a:blip>
+                    <a:stretch>
+                      <a:fillRect/>
+                    </a:stretch>
+                  </pic:blipFill>
+                  <pic:spPr>
+                    <a:xfrm>
+                      <a:off x="0" y="0"/>
+                      <a:ext cx="2619375" cy="1743075"/>
+                    </a:xfrm>
+                    <a:prstGeom prst="rect">
+                      <a:avLst/>
+                    </a:prstGeom>
+                  </pic:spPr>
+                </pic:pic>
+              </a:graphicData>
+            </a:graphic>
+          </wp:inline>
+        </w:drawing>
+      </w:r>
     </w:p>
     <w:sectPr>
       <w:pgSz w:w="12240" w:h="15840"/>
@@ -23473,7 +23625,7 @@
 </file>
 
 <file path=customXml/itemProps1.xml><?xml version="1.0" encoding="utf-8"?>
-<ds:datastoreItem xmlns:ds="http://schemas.openxmlformats.org/officeDocument/2006/customXml" ds:itemID="{D42426CD-CB2D-4B6E-ABA0-32AE92124A59}">
+<ds:datastoreItem xmlns:ds="http://schemas.openxmlformats.org/officeDocument/2006/customXml" ds:itemID="{C4FA5FD3-2C59-43F5-BB55-22BA97D42AB5}">
   <ds:schemaRefs>
     <ds:schemaRef ds:uri="http://schemas.openxmlformats.org/officeDocument/2006/bibliography"/>
   </ds:schemaRefs>
